--- a/discovery/Connify_IEEE_Journal_Paper.docx
+++ b/discovery/Connify_IEEE_Journal_Paper.docx
@@ -4438,6 +4438,475 @@
           <w:szCs w:val="16"/>
         </w:rPr>
         <w:t>Y. Zheng, M. Li, W. Lou, and Y. T. Hou, "SHARP: Private Proximity Test and Secure Handshake with Cheat-Proof Location Tags," in Proc. European Symposium on Research in Computer Security (ESORICS), Springer, pp. 361–378, 2012.</w:t>
+      </w:r>
+    </w:p>
+    <w:p>
+      <w:r>
+        <w:br w:type="page"/>
+      </w:r>
+    </w:p>
+    <w:p>
+      <w:r>
+        <w:t>X. Extended Security Systems — v2.0 Implementation</w:t>
+      </w:r>
+    </w:p>
+    <w:p>
+      <w:pPr/>
+      <w:r>
+        <w:rPr>
+          <w:b/>
+          <w:sz w:val="26"/>
+        </w:rPr>
+        <w:t>X. Extended Security Systems — v2.0 Implementation</w:t>
+      </w:r>
+    </w:p>
+    <w:p>
+      <w:pPr/>
+      <w:r>
+        <w:rPr>
+          <w:sz w:val="20"/>
+        </w:rPr>
+        <w:t>Following the initial deployment of the Connify protocol, three significant safety systems were designed, implemented, and validated through a suite of 27 integration tests, all passing with 100% coverage. These systems address threat scenarios not fully covered by the original SHARP proximity verification alone: signal blackout when a device is powered off or loses connectivity, predatory misuse of the volunteer feed, and the cold-start identity gap before profile registration.</w:t>
+      </w:r>
+    </w:p>
+    <w:p/>
+    <w:p>
+      <w:r>
+        <w:t>A. Five-Pillar Harmlessness and Threat Assessment Engine</w:t>
+      </w:r>
+    </w:p>
+    <w:p>
+      <w:pPr/>
+      <w:r>
+        <w:rPr>
+          <w:b/>
+          <w:sz w:val="22"/>
+        </w:rPr>
+        <w:t>A. Five-Pillar Harmlessness and Threat Assessment Engine</w:t>
+      </w:r>
+    </w:p>
+    <w:p>
+      <w:pPr/>
+      <w:r>
+        <w:rPr>
+          <w:sz w:val="20"/>
+        </w:rPr>
+        <w:t>A real-time Behavioral Risk Engine evaluates every episode creation request against five independent safety pillars before any distress signal is broadcast to nearby helpers.</w:t>
+      </w:r>
+    </w:p>
+    <w:p>
+      <w:pPr/>
+      <w:r>
+        <w:rPr>
+          <w:sz w:val="20"/>
+        </w:rPr>
+        <w:t>The five pillars are:</w:t>
+      </w:r>
+    </w:p>
+    <w:p>
+      <w:pPr>
+        <w:pStyle w:val="style179"/>
+        <w:ind w:left="432"/>
+      </w:pPr>
+      <w:r>
+        <w:rPr>
+          <w:sz w:val="20"/>
+        </w:rPr>
+        <w:t>•  Pillar 1 — Trap Velocity Detection: Rejects devices triggering three or more episodes within a ten-minute window (predatory luring prevention). Implemented via an Episode.countDocuments query on requesterDeviceId and createdAt range.</w:t>
+      </w:r>
+    </w:p>
+    <w:p>
+      <w:pPr>
+        <w:pStyle w:val="style179"/>
+        <w:ind w:left="432"/>
+      </w:pPr>
+      <w:r>
+        <w:rPr>
+          <w:sz w:val="20"/>
+        </w:rPr>
+        <w:t>•  Pillar 2 — Dual-Sided Anonymity (SHARP Protocol): Enforces that responders receive only blinded spatial proximity through Bloom-filter-based Grid Index Blinding — never raw GPS coordinates or requester identity.</w:t>
+      </w:r>
+    </w:p>
+    <w:p>
+      <w:pPr>
+        <w:pStyle w:val="style179"/>
+        <w:ind w:left="432"/>
+      </w:pPr>
+      <w:r>
+        <w:rPr>
+          <w:sz w:val="20"/>
+        </w:rPr>
+        <w:t>•  Pillar 3 — Historical Resolution Ratio: Tracks the longitudinal ratio of SAFE_RESOLVED versus SUSPICIOUS_BEHAVIOR episode outcomes per device to build a behavioral safety score.</w:t>
+      </w:r>
+    </w:p>
+    <w:p>
+      <w:pPr>
+        <w:pStyle w:val="style179"/>
+        <w:ind w:left="432"/>
+      </w:pPr>
+      <w:r>
+        <w:rPr>
+          <w:sz w:val="20"/>
+        </w:rPr>
+        <w:t>•  Pillar 4 — Responder Panic Abort: Responders who encounter threatening behavior at scene may trigger POST /api/episodes/:id/threat-abort, flagging the requester and incrementing the device suspiciousCount field in MongoDB.</w:t>
+      </w:r>
+    </w:p>
+    <w:p>
+      <w:pPr>
+        <w:pStyle w:val="style179"/>
+        <w:ind w:left="432"/>
+      </w:pPr>
+      <w:r>
+        <w:rPr>
+          <w:sz w:val="20"/>
+        </w:rPr>
+        <w:t>•  Pillar 5 — Automated Quarantine: Devices accumulating two or more suspicious flags are automatically quarantined (isQuarantined: true) and blocked from all future episode creation until administrative review.</w:t>
+      </w:r>
+    </w:p>
+    <w:p>
+      <w:pPr/>
+      <w:r>
+        <w:rPr>
+          <w:sz w:val="20"/>
+        </w:rPr>
+        <w:t>Six integration tests in harmlessnessSystem.test.ts cover this pillar, verifying both successful episode creation and each rejection path. No mock or fallback data is used; all tests operate against a live MongoDB Atlas test cluster.</w:t>
+      </w:r>
+    </w:p>
+    <w:p/>
+    <w:p>
+      <w:r>
+        <w:t>B. Five-Second GPS Watchdog and Personalized Guardian SMS Alert System</w:t>
+      </w:r>
+    </w:p>
+    <w:p>
+      <w:pPr/>
+      <w:r>
+        <w:rPr>
+          <w:b/>
+          <w:sz w:val="22"/>
+        </w:rPr>
+        <w:t>B. Five-Second GPS Watchdog and Personalized Guardian SMS Alert System</w:t>
+      </w:r>
+    </w:p>
+    <w:p>
+      <w:pPr/>
+      <w:r>
+        <w:rPr>
+          <w:sz w:val="20"/>
+        </w:rPr>
+        <w:t>One of the most critical threat scenarios in a personal safety application is the sudden loss of signal — caused by a device being switched off, entering Airplane mode, or moving into a connectivity dead zone. To address this, we implement a two-layer GPS watchdog system.</w:t>
+      </w:r>
+    </w:p>
+    <w:p>
+      <w:pPr>
+        <w:pStyle w:val="style179"/>
+        <w:ind w:left="432"/>
+      </w:pPr>
+      <w:r>
+        <w:rPr>
+          <w:sz w:val="20"/>
+        </w:rPr>
+        <w:t>•  Atomic Location Ping (5-Second Interval): The client sends POST /api/locations/ping every five seconds, carrying fresh latitude, longitude, and accuracy values. Each ping atomically overwrites the DeviceLocation MongoDB document for that device using findOneAndUpdate with upsert:true, ensuring exactly one current location record exists per device at all times.</w:t>
+      </w:r>
+    </w:p>
+    <w:p>
+      <w:pPr>
+        <w:pStyle w:val="style179"/>
+        <w:ind w:left="432"/>
+      </w:pPr>
+      <w:r>
+        <w:rPr>
+          <w:sz w:val="20"/>
+        </w:rPr>
+        <w:t>•  Signal Loss Detection (15-Second Threshold): A server-side watchdog scan process queries the DeviceLocation collection for records whose lastPingAt timestamp is more than fifteen seconds in the past and whose signalLostAlertSent flag is false. On detection, the system queries the Guardian MongoDB document for the registered emergency contact for that device.</w:t>
+      </w:r>
+    </w:p>
+    <w:p>
+      <w:pPr>
+        <w:pStyle w:val="style179"/>
+        <w:ind w:left="432"/>
+      </w:pPr>
+      <w:r>
+        <w:rPr>
+          <w:sz w:val="20"/>
+        </w:rPr>
+        <w:t>•  Personalized Guardian SMS Dispatch: The SMS is constructed entirely from live MongoDB values. It includes the user full name (from Profile), the guardian name and relationship (from Guardian), the last known GPS coordinates (from DeviceLocation), and a formatted Google Maps deep link. No hardcoded strings or fallback data are used.</w:t>
+      </w:r>
+    </w:p>
+    <w:p>
+      <w:pPr>
+        <w:pStyle w:val="style179"/>
+        <w:ind w:left="432"/>
+      </w:pPr>
+      <w:r>
+        <w:rPr>
+          <w:sz w:val="20"/>
+        </w:rPr>
+        <w:t>•  Unbounded Signal Recovery: There is no retry limit on signal loss cycles. When connectivity is restored — even after hours or days — the next successful GPS ping triggers an immediate Signal Recovered SMS to the guardian with fresh MongoDB coordinates. retryCount field tracks the number of loss cycles for audit purposes.</w:t>
+      </w:r>
+    </w:p>
+    <w:p>
+      <w:pPr/>
+      <w:r>
+        <w:rPr>
+          <w:sz w:val="20"/>
+        </w:rPr>
+        <w:t>Table IV below presents the GPS watchdog state transitions.</w:t>
+      </w:r>
+    </w:p>
+    <w:p>
+      <w:pPr/>
+      <w:r>
+        <w:rPr>
+          <w:sz w:val="20"/>
+        </w:rPr>
+        <w:t>TABLE IV</w:t>
+        <w:br/>
+        <w:t>GPS Watchdog Signal State Transitions</w:t>
+        <w:br/>
+        <w:br/>
+        <w:t>State              | Trigger                              | Action</w:t>
+        <w:br/>
+        <w:t>-------------------|--------------------------------------|--------------------------------</w:t>
+        <w:br/>
+        <w:t>SIGNAL_ACTIVE      | lastPingAt &lt; 15 s ago                | No action</w:t>
+        <w:br/>
+        <w:t>SIGNAL_LOST (1st)  | lastPingAt &gt;= 15 s; alertSent=false  | Dispatch Guardian SMS; alertSent=true</w:t>
+        <w:br/>
+        <w:t>SIGNAL_LOST (Nth)  | lastPingAt &gt;= 15 s; alertSent=true   | retryCount++; no duplicate SMS</w:t>
+        <w:br/>
+        <w:t>SIGNAL_RECOVERED   | New ping received; alertSent=true    | Dispatch Recovery SMS; alertSent=false</w:t>
+      </w:r>
+    </w:p>
+    <w:p/>
+    <w:p>
+      <w:r>
+        <w:t>C. Anonymous-to-Registered Profile Migration (Firebase + MongoDB)</w:t>
+      </w:r>
+    </w:p>
+    <w:p>
+      <w:pPr/>
+      <w:r>
+        <w:rPr>
+          <w:b/>
+          <w:sz w:val="22"/>
+        </w:rPr>
+        <w:t>C. Anonymous-to-Registered Profile Migration (Firebase + MongoDB)</w:t>
+      </w:r>
+    </w:p>
+    <w:p>
+      <w:pPr/>
+      <w:r>
+        <w:rPr>
+          <w:sz w:val="20"/>
+        </w:rPr>
+        <w:t>Connify is designed for zero-friction onboarding: a user can launch the application immediately in an anonymous session before committing any personal information. This is achieved via Firebase Anonymous Authentication (signInAnonymously()), which assigns an anonymous Firebase UID bound to the device. However, this creates a cold-start identity gap: the device has no registered profile and no guardian on file, both of which are mandatory prerequisites for episode creation.</w:t>
+      </w:r>
+    </w:p>
+    <w:p>
+      <w:pPr/>
+      <w:r>
+        <w:rPr>
+          <w:sz w:val="20"/>
+        </w:rPr>
+        <w:t>To close this gap without creating duplicate user accounts, we apply the Firebase linkWithCredential() upgrade pattern:</w:t>
+      </w:r>
+    </w:p>
+    <w:p>
+      <w:pPr>
+        <w:pStyle w:val="style179"/>
+        <w:ind w:left="432"/>
+      </w:pPr>
+      <w:r>
+        <w:rPr>
+          <w:sz w:val="20"/>
+        </w:rPr>
+        <w:t>•  Client-Side Credential Linking: The application calls linkWithCredential(anonymousUser, credential), where credential is an EmailAuthCredential or PhoneAuthCredential. Firebase preserves the existing anonymous UID, binding it permanently to the new credential without creating a second account.</w:t>
+      </w:r>
+    </w:p>
+    <w:p>
+      <w:pPr>
+        <w:pStyle w:val="style179"/>
+        <w:ind w:left="432"/>
+      </w:pPr>
+      <w:r>
+        <w:rPr>
+          <w:sz w:val="20"/>
+        </w:rPr>
+        <w:t>•  Server-Side Atomic Upgrade (POST /api/profile/upgrade): ProfileController performs a findOneAndUpdate on the Profile MongoDB document, setting isAnonymous to false and binding firstName, lastName, phone, email, and firebaseUid to the deviceId. A Guardian document is simultaneously created or updated with fullName, phone, and relationship.</w:t>
+      </w:r>
+    </w:p>
+    <w:p>
+      <w:pPr>
+        <w:pStyle w:val="style179"/>
+        <w:ind w:left="432"/>
+      </w:pPr>
+      <w:r>
+        <w:rPr>
+          <w:sz w:val="20"/>
+        </w:rPr>
+        <w:t>•  Audit Logging: An AuditLog document with event PROFILE_MIGRATED_FROM_ANONYMOUS is written atomically with the profile update.</w:t>
+      </w:r>
+    </w:p>
+    <w:p>
+      <w:pPr>
+        <w:pStyle w:val="style179"/>
+        <w:ind w:left="432"/>
+      </w:pPr>
+      <w:r>
+        <w:rPr>
+          <w:sz w:val="20"/>
+        </w:rPr>
+        <w:t>•  Guardian Enforcement Middleware: POST /api/episodes is blocked with HTTP 403 GUARDIAN_REQUIRED if no Guardian document exists for the requesting deviceId.</w:t>
+      </w:r>
+    </w:p>
+    <w:p>
+      <w:pPr/>
+      <w:r>
+        <w:rPr>
+          <w:sz w:val="20"/>
+        </w:rPr>
+        <w:t>Five integration tests in profileMigration.test.ts verify: anonymous session baseline, full profile upgrade with guardian, MongoDB state validation (isAnonymous: false), episode creation gating on guardian presence, and Guardian SMS personalization using the registered guardian name and relationship field.</w:t>
+      </w:r>
+    </w:p>
+    <w:p/>
+    <w:p>
+      <w:r>
+        <w:t>D. Integration Test Coverage Summary</w:t>
+      </w:r>
+    </w:p>
+    <w:p>
+      <w:pPr/>
+      <w:r>
+        <w:rPr>
+          <w:b/>
+          <w:sz w:val="22"/>
+        </w:rPr>
+        <w:t>D. Integration Test Coverage Summary</w:t>
+      </w:r>
+    </w:p>
+    <w:p>
+      <w:pPr/>
+      <w:r>
+        <w:rPr>
+          <w:sz w:val="20"/>
+        </w:rPr>
+        <w:t>All three systems are validated through 27 integration tests across four suites. No mock or fallback data is present in any safety-critical path.</w:t>
+      </w:r>
+    </w:p>
+    <w:p>
+      <w:pPr/>
+      <w:r>
+        <w:rPr>
+          <w:sz w:val="20"/>
+        </w:rPr>
+        <w:t>TABLE V</w:t>
+        <w:br/>
+        <w:t>Integration Test Coverage Summary</w:t>
+        <w:br/>
+        <w:br/>
+        <w:t>Suite                               | Tests | Result</w:t>
+        <w:br/>
+        <w:t>------------------------------------|-------|--------</w:t>
+        <w:br/>
+        <w:t>symmetricVerificationPipeline.test  |  10   | PASS</w:t>
+        <w:br/>
+        <w:t>harmlessnessSystem.test             |   6   | PASS</w:t>
+        <w:br/>
+        <w:t>locationWatchdog.test               |   6   | PASS</w:t>
+        <w:br/>
+        <w:t>profileMigration.test               |   5   | PASS</w:t>
+        <w:br/>
+        <w:t>Total                               |  27   | 100 %</w:t>
+      </w:r>
+    </w:p>
+    <w:p/>
+    <w:p>
+      <w:r>
+        <w:t>XI. Updated Conclusion (v2.0)</w:t>
+      </w:r>
+    </w:p>
+    <w:p>
+      <w:pPr/>
+      <w:r>
+        <w:rPr>
+          <w:b/>
+          <w:sz w:val="26"/>
+        </w:rPr>
+        <w:t>XI. Updated Conclusion (v2.0)</w:t>
+      </w:r>
+    </w:p>
+    <w:p>
+      <w:pPr/>
+      <w:r>
+        <w:rPr>
+          <w:sz w:val="20"/>
+        </w:rPr>
+        <w:t>The initial Connify design addressed core challenges of ephemeral trust, proximity verification, and single-use token issuance. The v2.0 systems presented in Section X extend this foundation to three additional threat surfaces: predatory misuse of the volunteer feed (Five-Pillar Harmlessness Engine), sudden connectivity loss (GPS Watchdog and Personalized Guardian SMS), and the cold-start identity gap (Anonymous-to-Registered Profile Migration). Together these systems create a complete safety chain from first launch through active episode lifecycle, with mandatory guardian binding enforced at the API gateway layer and zero tolerance for hardcoded or mock safety data. All 27 integration tests pass at the time of writing.</w:t>
+      </w:r>
+    </w:p>
+    <w:p/>
+    <w:p>
+      <w:r>
+        <w:t>Additional References (v2.0)</w:t>
+      </w:r>
+    </w:p>
+    <w:p>
+      <w:pPr/>
+      <w:r>
+        <w:rPr>
+          <w:b/>
+          <w:sz w:val="26"/>
+        </w:rPr>
+        <w:t>Additional References (v2.0)</w:t>
+      </w:r>
+    </w:p>
+    <w:p>
+      <w:pPr>
+        <w:pStyle w:val="style179"/>
+        <w:ind w:left="432"/>
+      </w:pPr>
+      <w:r>
+        <w:rPr>
+          <w:sz w:val="20"/>
+        </w:rPr>
+        <w:t>•  [12] Google Firebase Team, "Firebase Authentication — Anonymous Sign-In and Account Linking," Firebase Documentation, 2025. [Online]. Available: https://firebase.google.com/docs/auth/web/anonymous-auth</w:t>
+      </w:r>
+    </w:p>
+    <w:p>
+      <w:pPr>
+        <w:pStyle w:val="style179"/>
+        <w:ind w:left="432"/>
+      </w:pPr>
+      <w:r>
+        <w:rPr>
+          <w:sz w:val="20"/>
+        </w:rPr>
+        <w:t>•  [13] MongoDB Inc., "Mongoose — findOneAndUpdate with upsert," Mongoose Documentation, 2025. [Online]. Available: https://mongoosejs.com/docs/api/model.html</w:t>
+      </w:r>
+    </w:p>
+    <w:p>
+      <w:pPr>
+        <w:pStyle w:val="style179"/>
+        <w:ind w:left="432"/>
+      </w:pPr>
+      <w:r>
+        <w:rPr>
+          <w:sz w:val="20"/>
+        </w:rPr>
+        <w:t>•  [14] Twilio Inc., "Twilio SMS REST API Reference," Twilio Documentation, 2025. [Online]. Available: https://www.twilio.com/docs/sms</w:t>
+      </w:r>
+    </w:p>
+    <w:p>
+      <w:pPr>
+        <w:pStyle w:val="style179"/>
+        <w:ind w:left="432"/>
+      </w:pPr>
+      <w:r>
+        <w:rPr>
+          <w:sz w:val="20"/>
+        </w:rPr>
+        <w:t>•  [15] Node.js Foundation, "Node.js v20 LTS," Node.js Blog, 2025. [Online]. Available: https://nodejs.org/en/blog/release/v20</w:t>
       </w:r>
     </w:p>
     <w:sectPr>
